--- a/docs/ESPECIFICACION_REQUISITOS_IEEE830_FERRAGRO.docx
+++ b/docs/ESPECIFICACION_REQUISITOS_IEEE830_FERRAGRO.docx
@@ -32,7 +32,7 @@
         <w:jc w:val="center"/>
       </w:pPr>
       <w:r>
-        <w:t>Versión del documento: 1.0</w:t>
+        <w:t>Versión del documento: 1.1</w:t>
       </w:r>
     </w:p>
     <w:p>
@@ -40,7 +40,7 @@
         <w:jc w:val="center"/>
       </w:pPr>
       <w:r>
-        <w:t>Fecha: 19/05/2026</w:t>
+        <w:t>Fecha: 21/05/2026</w:t>
       </w:r>
     </w:p>
     <w:p>
@@ -188,7 +188,15 @@
         <w:pStyle w:val="ListBullet"/>
       </w:pPr>
       <w:r>
-        <w:t>Cita: Reserva de una ventana horaria para entrega de material en instalaciones Ferragro.</w:t>
+        <w:t>Bodega: Lugar de entrega (almacén/punto logístico) donde se agenda la cita; define franjas y conflictos horarios.</w:t>
+      </w:r>
+    </w:p>
+    <w:p>
+      <w:pPr>
+        <w:pStyle w:val="ListBullet"/>
+      </w:pPr>
+      <w:r>
+        <w:t>Cita: Reserva de una ventana horaria para entrega de material en una bodega Ferragro.</w:t>
       </w:r>
     </w:p>
     <w:p>
@@ -342,7 +350,7 @@
         <w:pStyle w:val="ListBullet"/>
       </w:pPr>
       <w:r>
-        <w:t>Configuración de franjas horarias por día y calendario operativo (zona America/Bogota).</w:t>
+        <w:t>Gestión de bodegas (lugares de entrega) y franjas horarias por bodega y calendario (zona America/Bogota).</w:t>
       </w:r>
     </w:p>
     <w:p>
@@ -515,6 +523,22 @@
         <w:pStyle w:val="ListBullet"/>
       </w:pPr>
       <w:r>
+        <w:t>Toda cita debe asociarse a una bodega activa (IdBodega obligatorio).</w:t>
+      </w:r>
+    </w:p>
+    <w:p>
+      <w:pPr>
+        <w:pStyle w:val="ListBullet"/>
+      </w:pPr>
+      <w:r>
+        <w:t>Conflictos de horario se evalúan por bodega: dos citas no pueden solaparse en la misma bodega y ventana.</w:t>
+      </w:r>
+    </w:p>
+    <w:p>
+      <w:pPr>
+        <w:pStyle w:val="ListBullet"/>
+      </w:pPr>
+      <w:r>
         <w:t>Producción debe operar bajo HTTPS; cookies de actualización seguras en entorno productivo.</w:t>
       </w:r>
     </w:p>
@@ -1368,7 +1392,7 @@
         <w:pStyle w:val="ListBullet"/>
       </w:pPr>
       <w:r>
-        <w:t>Descripción: El proveedor crea una cita indicando material, fecha/hora de inicio y duración. El sistema valida anticipación mínima, franja permitida y ausencia de conflicto horario.</w:t>
+        <w:t>Descripción: El proveedor crea una cita indicando bodega, material, fecha/hora de inicio y duración. El sistema valida anticipación mínima, franja permitida en esa bodega y ausencia de conflicto horario en la bodega.</w:t>
       </w:r>
     </w:p>
     <w:p>
@@ -1384,7 +1408,7 @@
         <w:pStyle w:val="Heading3"/>
       </w:pPr>
       <w:r>
-        <w:t>RF-020: Consulta de citas por proveedor</w:t>
+        <w:t>RF-020: Gestión de bodegas</w:t>
       </w:r>
     </w:p>
     <w:p>
@@ -1400,6 +1424,46 @@
         <w:pStyle w:val="ListBullet"/>
       </w:pPr>
       <w:r>
+        <w:t>Actores: Admin</w:t>
+      </w:r>
+    </w:p>
+    <w:p>
+      <w:pPr>
+        <w:pStyle w:val="ListBullet"/>
+      </w:pPr>
+      <w:r>
+        <w:t>Descripción: Admin define bodegas (nombre, dirección, activa/inactiva, orden). Las citas y franjas se asocian a una bodega.</w:t>
+      </w:r>
+    </w:p>
+    <w:p>
+      <w:pPr>
+        <w:pStyle w:val="ListBullet"/>
+      </w:pPr>
+      <w:r>
+        <w:t>Procesamiento: Validación en API, persistencia en PostgreSQL, respuesta JSON estándar.</w:t>
+      </w:r>
+    </w:p>
+    <w:p>
+      <w:pPr>
+        <w:pStyle w:val="Heading3"/>
+      </w:pPr>
+      <w:r>
+        <w:t>RF-021: Consulta de citas por proveedor</w:t>
+      </w:r>
+    </w:p>
+    <w:p>
+      <w:pPr>
+        <w:pStyle w:val="ListBullet"/>
+      </w:pPr>
+      <w:r>
+        <w:t>Prioridad: Alta</w:t>
+      </w:r>
+    </w:p>
+    <w:p>
+      <w:pPr>
+        <w:pStyle w:val="ListBullet"/>
+      </w:pPr>
+      <w:r>
         <w:t>Actores: Proveedor</w:t>
       </w:r>
     </w:p>
@@ -1424,7 +1488,7 @@
         <w:pStyle w:val="Heading3"/>
       </w:pPr>
       <w:r>
-        <w:t>RF-021: Consulta operativa de citas</w:t>
+        <w:t>RF-022: Consulta operativa de citas</w:t>
       </w:r>
     </w:p>
     <w:p>
@@ -1464,7 +1528,7 @@
         <w:pStyle w:val="Heading3"/>
       </w:pPr>
       <w:r>
-        <w:t>RF-022: Creación de cita por Admin</w:t>
+        <w:t>RF-023: Creación de cita por Admin</w:t>
       </w:r>
     </w:p>
     <w:p>
@@ -1504,7 +1568,7 @@
         <w:pStyle w:val="Heading3"/>
       </w:pPr>
       <w:r>
-        <w:t>RF-023: Actualización de cita</w:t>
+        <w:t>RF-024: Actualización de cita</w:t>
       </w:r>
     </w:p>
     <w:p>
@@ -1544,7 +1608,7 @@
         <w:pStyle w:val="Heading3"/>
       </w:pPr>
       <w:r>
-        <w:t>RF-024: Eliminación de cita</w:t>
+        <w:t>RF-025: Eliminación de cita</w:t>
       </w:r>
     </w:p>
     <w:p>
@@ -1584,7 +1648,7 @@
         <w:pStyle w:val="Heading3"/>
       </w:pPr>
       <w:r>
-        <w:t>RF-025: Cambio de estado</w:t>
+        <w:t>RF-026: Cambio de estado</w:t>
       </w:r>
     </w:p>
     <w:p>
@@ -1624,7 +1688,7 @@
         <w:pStyle w:val="Heading3"/>
       </w:pPr>
       <w:r>
-        <w:t>RF-026: Extensión de duración</w:t>
+        <w:t>RF-027: Extensión de duración</w:t>
       </w:r>
     </w:p>
     <w:p>
@@ -1664,7 +1728,7 @@
         <w:pStyle w:val="Heading3"/>
       </w:pPr>
       <w:r>
-        <w:t>RF-027: Reprogramación</w:t>
+        <w:t>RF-028: Reprogramación</w:t>
       </w:r>
     </w:p>
     <w:p>
@@ -1704,7 +1768,7 @@
         <w:pStyle w:val="Heading3"/>
       </w:pPr>
       <w:r>
-        <w:t>RF-028: Cancelación por proveedor</w:t>
+        <w:t>RF-029: Cancelación por proveedor</w:t>
       </w:r>
     </w:p>
     <w:p>
@@ -1744,7 +1808,7 @@
         <w:pStyle w:val="Heading3"/>
       </w:pPr>
       <w:r>
-        <w:t>RF-029: Verificación de conflicto</w:t>
+        <w:t>RF-030: Verificación de conflicto</w:t>
       </w:r>
     </w:p>
     <w:p>
@@ -1768,7 +1832,7 @@
         <w:pStyle w:val="ListBullet"/>
       </w:pPr>
       <w:r>
-        <w:t>Descripción: Antes de confirmar horario, el sistema indica si existe solapamiento con otra cita del mismo proveedor.</w:t>
+        <w:t>Descripción: Antes de confirmar horario, el sistema indica si existe solapamiento con otra cita en la misma bodega y ventana.</w:t>
       </w:r>
     </w:p>
     <w:p>
@@ -1784,7 +1848,7 @@
         <w:pStyle w:val="Heading3"/>
       </w:pPr>
       <w:r>
-        <w:t>RF-030: Consulta de cupos disponibles</w:t>
+        <w:t>RF-031: Consulta de cupos disponibles</w:t>
       </w:r>
     </w:p>
     <w:p>
@@ -1808,7 +1872,7 @@
         <w:pStyle w:val="ListBullet"/>
       </w:pPr>
       <w:r>
-        <w:t>Descripción: El sistema calcula franjas disponibles para una fecha y proveedor según configuración y citas existentes.</w:t>
+        <w:t>Descripción: El sistema calcula franjas disponibles para una fecha, bodega y proveedor según configuración y citas existentes.</w:t>
       </w:r>
     </w:p>
     <w:p>
@@ -1824,7 +1888,7 @@
         <w:pStyle w:val="Heading3"/>
       </w:pPr>
       <w:r>
-        <w:t>RF-031: Exportación de citas</w:t>
+        <w:t>RF-032: Exportación de citas</w:t>
       </w:r>
     </w:p>
     <w:p>
@@ -1864,7 +1928,7 @@
         <w:pStyle w:val="Heading3"/>
       </w:pPr>
       <w:r>
-        <w:t>RF-032: Finalización automática</w:t>
+        <w:t>RF-033: Finalización automática</w:t>
       </w:r>
     </w:p>
     <w:p>
@@ -1912,7 +1976,7 @@
         <w:pStyle w:val="Heading3"/>
       </w:pPr>
       <w:r>
-        <w:t>RF-033: Consulta de franjas</w:t>
+        <w:t>RF-034: Consulta de franjas</w:t>
       </w:r>
     </w:p>
     <w:p>
@@ -1952,7 +2016,7 @@
         <w:pStyle w:val="Heading3"/>
       </w:pPr>
       <w:r>
-        <w:t>RF-034: Franjas resueltas por fecha</w:t>
+        <w:t>RF-035: Franjas resueltas por fecha</w:t>
       </w:r>
     </w:p>
     <w:p>
@@ -1992,7 +2056,7 @@
         <w:pStyle w:val="Heading3"/>
       </w:pPr>
       <w:r>
-        <w:t>RF-035: Configuración de franjas semanales</w:t>
+        <w:t>RF-036: Configuración de franjas semanales</w:t>
       </w:r>
     </w:p>
     <w:p>
@@ -2016,7 +2080,7 @@
         <w:pStyle w:val="ListBullet"/>
       </w:pPr>
       <w:r>
-        <w:t>Descripción: Admin define o actualiza intervalos permitidos por día de la semana.</w:t>
+        <w:t>Descripción: Admin define o actualiza intervalos permitidos por día de la semana y por bodega.</w:t>
       </w:r>
     </w:p>
     <w:p>
@@ -2032,7 +2096,7 @@
         <w:pStyle w:val="Heading3"/>
       </w:pPr>
       <w:r>
-        <w:t>RF-036: Excepciones por fecha</w:t>
+        <w:t>RF-037: Excepciones por fecha</w:t>
       </w:r>
     </w:p>
     <w:p>
@@ -2056,7 +2120,7 @@
         <w:pStyle w:val="ListBullet"/>
       </w:pPr>
       <w:r>
-        <w:t>Descripción: Admin configura franjas o cierres específicos para fechas puntuales (festivos, mantenimiento).</w:t>
+        <w:t>Descripción: Admin configura franjas o cierres específicos para fechas puntuales y bodega (festivos, mantenimiento).</w:t>
       </w:r>
     </w:p>
     <w:p>
@@ -2072,7 +2136,7 @@
         <w:pStyle w:val="Heading3"/>
       </w:pPr>
       <w:r>
-        <w:t>RF-037: Resumen de disponibilidad por fecha</w:t>
+        <w:t>RF-038: Resumen de disponibilidad por fecha</w:t>
       </w:r>
     </w:p>
     <w:p>
@@ -2120,7 +2184,7 @@
         <w:pStyle w:val="Heading3"/>
       </w:pPr>
       <w:r>
-        <w:t>RF-038: Perfil propio</w:t>
+        <w:t>RF-039: Perfil propio</w:t>
       </w:r>
     </w:p>
     <w:p>
@@ -2160,7 +2224,7 @@
         <w:pStyle w:val="Heading3"/>
       </w:pPr>
       <w:r>
-        <w:t>RF-039: Foto de perfil</w:t>
+        <w:t>RF-040: Foto de perfil</w:t>
       </w:r>
     </w:p>
     <w:p>
@@ -2200,7 +2264,7 @@
         <w:pStyle w:val="Heading3"/>
       </w:pPr>
       <w:r>
-        <w:t>RF-040: Centro de notificaciones</w:t>
+        <w:t>RF-041: Centro de notificaciones</w:t>
       </w:r>
     </w:p>
     <w:p>
@@ -2240,7 +2304,7 @@
         <w:pStyle w:val="Heading3"/>
       </w:pPr>
       <w:r>
-        <w:t>RF-041: Recordatorios de cita</w:t>
+        <w:t>RF-042: Recordatorios de cita</w:t>
       </w:r>
     </w:p>
     <w:p>
@@ -2280,7 +2344,7 @@
         <w:pStyle w:val="Heading3"/>
       </w:pPr>
       <w:r>
-        <w:t>RF-042: Historial de cambios</w:t>
+        <w:t>RF-043: Historial de cambios</w:t>
       </w:r>
     </w:p>
     <w:p>
@@ -2320,7 +2384,7 @@
         <w:pStyle w:val="Heading3"/>
       </w:pPr>
       <w:r>
-        <w:t>RF-043: Auditoría de administración</w:t>
+        <w:t>RF-044: Auditoría de administración</w:t>
       </w:r>
     </w:p>
     <w:p>
@@ -2360,7 +2424,7 @@
         <w:pStyle w:val="Heading3"/>
       </w:pPr>
       <w:r>
-        <w:t>RF-044: Auditoría de accesos</w:t>
+        <w:t>RF-045: Auditoría de accesos</w:t>
       </w:r>
     </w:p>
     <w:p>
@@ -2408,7 +2472,7 @@
         <w:pStyle w:val="Heading3"/>
       </w:pPr>
       <w:r>
-        <w:t>RF-045: Página de inicio y acceso</w:t>
+        <w:t>RF-046: Página de inicio y acceso</w:t>
       </w:r>
     </w:p>
     <w:p>
@@ -2448,7 +2512,7 @@
         <w:pStyle w:val="Heading3"/>
       </w:pPr>
       <w:r>
-        <w:t>RF-046: Panel por rol</w:t>
+        <w:t>RF-047: Panel por rol</w:t>
       </w:r>
     </w:p>
     <w:p>
@@ -2488,7 +2552,7 @@
         <w:pStyle w:val="Heading3"/>
       </w:pPr>
       <w:r>
-        <w:t>RF-047: Tema claro y oscuro</w:t>
+        <w:t>RF-048: Tema claro y oscuro</w:t>
       </w:r>
     </w:p>
     <w:p>
@@ -2528,7 +2592,7 @@
         <w:pStyle w:val="Heading3"/>
       </w:pPr>
       <w:r>
-        <w:t>RF-048: Tour guiado</w:t>
+        <w:t>RF-049: Tour guiado</w:t>
       </w:r>
     </w:p>
     <w:p>
@@ -2568,7 +2632,7 @@
         <w:pStyle w:val="Heading3"/>
       </w:pPr>
       <w:r>
-        <w:t>RF-049: Mensajes de error de API</w:t>
+        <w:t>RF-050: Mensajes de error de API</w:t>
       </w:r>
     </w:p>
     <w:p>
@@ -2608,7 +2672,7 @@
         <w:pStyle w:val="Heading3"/>
       </w:pPr>
       <w:r>
-        <w:t>RF-050: Renovación silenciosa de token</w:t>
+        <w:t>RF-051: Renovación silenciosa de token</w:t>
       </w:r>
     </w:p>
     <w:p>
@@ -2633,6 +2697,46 @@
       </w:pPr>
       <w:r>
         <w:t>Descripción: Ante expiración del token de acceso, el cliente solicita renovación automática usando la cookie de actualización.</w:t>
+      </w:r>
+    </w:p>
+    <w:p>
+      <w:pPr>
+        <w:pStyle w:val="ListBullet"/>
+      </w:pPr>
+      <w:r>
+        <w:t>Procesamiento: Validación en API, persistencia en PostgreSQL, respuesta JSON estándar.</w:t>
+      </w:r>
+    </w:p>
+    <w:p>
+      <w:pPr>
+        <w:pStyle w:val="Heading3"/>
+      </w:pPr>
+      <w:r>
+        <w:t>RF-052: Despertar API en producción</w:t>
+      </w:r>
+    </w:p>
+    <w:p>
+      <w:pPr>
+        <w:pStyle w:val="ListBullet"/>
+      </w:pPr>
+      <w:r>
+        <w:t>Prioridad: Media</w:t>
+      </w:r>
+    </w:p>
+    <w:p>
+      <w:pPr>
+        <w:pStyle w:val="ListBullet"/>
+      </w:pPr>
+      <w:r>
+        <w:t>Actores: Proveedor, Admin, Logística</w:t>
+      </w:r>
+    </w:p>
+    <w:p>
+      <w:pPr>
+        <w:pStyle w:val="ListBullet"/>
+      </w:pPr>
+      <w:r>
+        <w:t>Descripción: Ante hosting con suspensión por inactividad, el cliente puede solicitar /health antes del login para reducir timeouts.</w:t>
       </w:r>
     </w:p>
     <w:p>
@@ -3417,7 +3521,7 @@
           </w:tcPr>
           <w:p>
             <w:r>
-              <w:t>19/05/2026</w:t>
+              <w:t>21/05/2026</w:t>
             </w:r>
           </w:p>
         </w:tc>
@@ -3438,6 +3542,48 @@
           <w:p>
             <w:r>
               <w:t>Emisión inicial de la especificación IEEE 830.</w:t>
+            </w:r>
+          </w:p>
+        </w:tc>
+      </w:tr>
+      <w:tr>
+        <w:tc>
+          <w:tcPr>
+            <w:tcW w:type="dxa" w:w="2280"/>
+          </w:tcPr>
+          <w:p>
+            <w:r>
+              <w:t>1.1</w:t>
+            </w:r>
+          </w:p>
+        </w:tc>
+        <w:tc>
+          <w:tcPr>
+            <w:tcW w:type="dxa" w:w="2280"/>
+          </w:tcPr>
+          <w:p>
+            <w:r>
+              <w:t>21/05/2026</w:t>
+            </w:r>
+          </w:p>
+        </w:tc>
+        <w:tc>
+          <w:tcPr>
+            <w:tcW w:type="dxa" w:w="2280"/>
+          </w:tcPr>
+          <w:p>
+            <w:r>
+              <w:t>Equipo Ferragro</w:t>
+            </w:r>
+          </w:p>
+        </w:tc>
+        <w:tc>
+          <w:tcPr>
+            <w:tcW w:type="dxa" w:w="2280"/>
+          </w:tcPr>
+          <w:p>
+            <w:r>
+              <w:t>Bodegas obligatorias en citas, franjas por bodega, citas_create con IdBodega, índices 015.</w:t>
             </w:r>
           </w:p>
         </w:tc>
